--- a/docs/05-frontend-architecture.docx
+++ b/docs/05-frontend-architecture.docx
@@ -866,7 +866,7 @@
         <w:t>OtpVerify</w:t>
       </w:r>
       <w:r>
-        <w:t xml:space="preserve"> (the two-channel email/phone code-entry step </w:t>
+        <w:t xml:space="preserve"> (the email code-entry step </w:t>
       </w:r>
       <w:r>
         <w:rPr>
@@ -876,7 +876,7 @@
         <w:t>register()</w:t>
       </w:r>
       <w:r>
-        <w:t xml:space="preserve">'s registration-OTP hard gate requires before an account can log in — see </w:t>
+        <w:t xml:space="preserve">'s registration-OTP hard gate requires before an account can log in — phone/SMS verification is temporarily dropped from this gate, see </w:t>
       </w:r>
       <w:hyperlink r:id="rId9">
         <w:r>
